--- a/5.dynamicProgramming/DP.docx
+++ b/5.dynamicProgramming/DP.docx
@@ -14,9 +14,27 @@
           <w:b/>
           <w:bCs/>
         </w:rPr>
-        <w:t>CLIMBING STAIRS:</w:t>
-      </w:r>
-    </w:p>
+        <w:t>DYNAMMIC PROGRAMMING</w:t>
+      </w:r>
+    </w:p>
+    <w:p>
+      <w:r>
+        <w:rPr>
+          <w:b/>
+          <w:bCs/>
+        </w:rPr>
+        <w:t>-&gt;</w:t>
+      </w:r>
+      <w:r>
+        <w:t>to remove recomputing the precomputed values</w:t>
+      </w:r>
+    </w:p>
+    <w:p>
+      <w:r>
+        <w:t>-&gt; avoid overlapping sub problems</w:t>
+      </w:r>
+    </w:p>
+    <w:p/>
     <w:p>
       <w:pPr>
         <w:rPr>
@@ -29,6 +47,21 @@
           <w:b/>
           <w:bCs/>
         </w:rPr>
+        <w:t>CLIMBING STAIRS:</w:t>
+      </w:r>
+    </w:p>
+    <w:p>
+      <w:pPr>
+        <w:rPr>
+          <w:b/>
+          <w:bCs/>
+        </w:rPr>
+      </w:pPr>
+      <w:r>
+        <w:rPr>
+          <w:b/>
+          <w:bCs/>
+        </w:rPr>
         <w:t xml:space="preserve">-&gt; same as Fibonacci but instead of 0,1 -&gt; 1,2 </w:t>
       </w:r>
     </w:p>
@@ -127,15 +160,7 @@
       </w:r>
       <w:proofErr w:type="spellEnd"/>
       <w:r>
-        <w:t xml:space="preserve">&lt;n; </w:t>
-      </w:r>
-      <w:proofErr w:type="spellStart"/>
-      <w:r>
-        <w:t>i</w:t>
-      </w:r>
-      <w:proofErr w:type="spellEnd"/>
-      <w:r>
-        <w:t>++)</w:t>
+        <w:t>&lt;n; i++)</w:t>
       </w:r>
     </w:p>
     <w:p>
@@ -812,6 +837,7 @@
   <w:style w:type="character" w:default="1" w:styleId="DefaultParagraphFont">
     <w:name w:val="Default Paragraph Font"/>
     <w:uiPriority w:val="1"/>
+    <w:semiHidden/>
     <w:unhideWhenUsed/>
   </w:style>
   <w:style w:type="table" w:default="1" w:styleId="TableNormal">
